--- a/courts/second-circuit/connecticut/state/court-of-appeals/amicus-brief/usage/OUTPUT-amicus-brief.docx
+++ b/courts/second-circuit/connecticut/state/court-of-appeals/amicus-brief/usage/OUTPUT-amicus-brief.docx
@@ -441,9 +441,7 @@
         <w:t xml:space="preserve"> </w:t>
       </w:r>
       <w:r>
-        <w:t xml:space="preserve">498</w:t>
-        <w:noBreakHyphen/>
-        <w:t xml:space="preserve">4400</w:t>
+        <w:t xml:space="preserve">498-⁠4400</w:t>
       </w:r>
     </w:p>
     <w:p>
@@ -1093,9 +1091,7 @@
         <w:t xml:space="preserve"> </w:t>
       </w:r>
       <w:r>
-        <w:t xml:space="preserve">7</w:t>
-        <w:noBreakHyphen/>
-        <w:t xml:space="preserve">101a.</w:t>
+        <w:t xml:space="preserve">7-⁠101a.</w:t>
       </w:r>
       <w:r>
         <w:t xml:space="preserve">   </w:t>
@@ -2109,11 +2105,7 @@
         <w:t xml:space="preserve"> </w:t>
       </w:r>
       <w:r>
-        <w:t xml:space="preserve">CV</w:t>
-        <w:noBreakHyphen/>
-        <w:t xml:space="preserve">10</w:t>
-        <w:noBreakHyphen/>
-        <w:t xml:space="preserve">6001715-S,</w:t>
+        <w:t xml:space="preserve">CV-⁠10-⁠6001715-S,</w:t>
       </w:r>
       <w:r>
         <w:t xml:space="preserve"> </w:t>
@@ -2767,11 +2759,7 @@
         <w:t xml:space="preserve"> </w:t>
       </w:r>
       <w:r>
-        <w:t xml:space="preserve">CV</w:t>
-        <w:noBreakHyphen/>
-        <w:t xml:space="preserve">11</w:t>
-        <w:noBreakHyphen/>
-        <w:t xml:space="preserve">6008362-S,</w:t>
+        <w:t xml:space="preserve">CV-⁠11-⁠6008362-S,</w:t>
       </w:r>
       <w:r>
         <w:t xml:space="preserve"> </w:t>
@@ -3169,9 +3157,7 @@
         <w:t xml:space="preserve"> </w:t>
       </w:r>
       <w:r>
-        <w:t xml:space="preserve">10</w:t>
-        <w:noBreakHyphen/>
-        <w:t xml:space="preserve">235(a)</w:t>
+        <w:t xml:space="preserve">10-⁠235(a)</w:t>
       </w:r>
       <w:r>
         <w:t xml:space="preserve">   </w:t>
@@ -3217,9 +3203,7 @@
         <w:t xml:space="preserve"> </w:t>
       </w:r>
       <w:r>
-        <w:t xml:space="preserve">19a</w:t>
-        <w:noBreakHyphen/>
-        <w:t xml:space="preserve">181a</w:t>
+        <w:t xml:space="preserve">19a-⁠181a</w:t>
       </w:r>
       <w:r>
         <w:t xml:space="preserve">   </w:t>
@@ -3265,9 +3249,7 @@
         <w:t xml:space="preserve"> </w:t>
       </w:r>
       <w:r>
-        <w:t xml:space="preserve">52</w:t>
-        <w:noBreakHyphen/>
-        <w:t xml:space="preserve">557n</w:t>
+        <w:t xml:space="preserve">52-⁠557n</w:t>
       </w:r>
       <w:r>
         <w:t xml:space="preserve">   </w:t>
@@ -3313,9 +3295,7 @@
         <w:t xml:space="preserve"> </w:t>
       </w:r>
       <w:r>
-        <w:t xml:space="preserve">7</w:t>
-        <w:noBreakHyphen/>
-        <w:t xml:space="preserve">101a</w:t>
+        <w:t xml:space="preserve">7-⁠101a</w:t>
       </w:r>
       <w:r>
         <w:t xml:space="preserve">   </w:t>
@@ -3361,9 +3341,7 @@
         <w:t xml:space="preserve"> </w:t>
       </w:r>
       <w:r>
-        <w:t xml:space="preserve">7</w:t>
-        <w:noBreakHyphen/>
-        <w:t xml:space="preserve">465(a)</w:t>
+        <w:t xml:space="preserve">7-⁠465(a)</w:t>
       </w:r>
       <w:r>
         <w:t xml:space="preserve">   </w:t>
@@ -3496,13 +3474,7 @@
         <w:t xml:space="preserve"> </w:t>
       </w:r>
       <w:r>
-        <w:t xml:space="preserve">52</w:t>
-      </w:r>
-      <w:r>
-        <w:noBreakHyphen/>
-      </w:r>
-      <w:r>
-        <w:t xml:space="preserve">557n, with potentially devastating consequences for Connecticut’s cities and towns.</w:t>
+        <w:t xml:space="preserve">52-⁠557n, with potentially devastating consequences for Connecticut’s cities and towns.</w:t>
       </w:r>
     </w:p>
     <w:p>
@@ -4300,13 +4272,7 @@
         <w:t xml:space="preserve"> </w:t>
       </w:r>
       <w:r>
-        <w:t xml:space="preserve">52</w:t>
-      </w:r>
-      <w:r>
-        <w:noBreakHyphen/>
-      </w:r>
-      <w:r>
-        <w:t xml:space="preserve">557n(a) generally precludes municipalities from being held liable for their employees’ discretionary conduct or for willful or malicious misconduct. Id.</w:t>
+        <w:t xml:space="preserve">52-⁠557n(a) generally precludes municipalities from being held liable for their employees’ discretionary conduct or for willful or malicious misconduct. Id.</w:t>
       </w:r>
     </w:p>
     <w:p>
@@ -4722,19 +4688,7 @@
         <w:t xml:space="preserve"> </w:t>
       </w:r>
       <w:r>
-        <w:t xml:space="preserve">who was responsible for interfacing with the City building department. DA192. As part of the review process, City building officials reviewed a statement of special inspections, as required by the building code and examined a set of. DA193</w:t>
-      </w:r>
-      <w:r>
-        <w:noBreakHyphen/>
-      </w:r>
-      <w:r>
-        <w:t xml:space="preserve">201. City building officials also examined a set of drawings pertaining to the structural engineering of the building (provided by Horton), as well as drawings of the pre-engineered part of the building provided by VP Buildings. The evidence also showed that Edward Schullery had numerous interactions with architect Russell Larabee to resolve various issues. The City conducted over 100 inspections during the construction phase of the project. DA216</w:t>
-      </w:r>
-      <w:r>
-        <w:noBreakHyphen/>
-      </w:r>
-      <w:r>
-        <w:t xml:space="preserve">25.</w:t>
+        <w:t xml:space="preserve">who was responsible for interfacing with the City building department. DA192. As part of the review process, City building officials reviewed a statement of special inspections, as required by the building code and examined a set of. DA193-⁠201. City building officials also examined a set of drawings pertaining to the structural engineering of the building (provided by Horton), as well as drawings of the pre-engineered part of the building provided by VP Buildings. The evidence also showed that Edward Schullery had numerous interactions with architect Russell Larabee to resolve various issues. The City conducted over 100 inspections during the construction phase of the project. DA216-⁠25.</w:t>
       </w:r>
     </w:p>
     <w:p>
@@ -5048,9 +5002,7 @@
           <w:sz w:val="28"/>
           <w:szCs w:val="28"/>
         </w:rPr>
-        <w:t xml:space="preserve">7</w:t>
-        <w:noBreakHyphen/>
-        <w:t xml:space="preserve">101a.</w:t>
+        <w:t xml:space="preserve">7-⁠101a.</w:t>
       </w:r>
     </w:p>
     <w:p>
@@ -5064,19 +5016,7 @@
         <w:t xml:space="preserve"> </w:t>
       </w:r>
       <w:r>
-        <w:t xml:space="preserve">7</w:t>
-      </w:r>
-      <w:r>
-        <w:noBreakHyphen/>
-      </w:r>
-      <w:r>
-        <w:t xml:space="preserve">465(a)—a policy which is echoed throughout Connecticut’s municipal-liability statutes. Section 7</w:t>
-      </w:r>
-      <w:r>
-        <w:noBreakHyphen/>
-      </w:r>
-      <w:r>
-        <w:t xml:space="preserve">465(a) governs a municipality’s</w:t>
+        <w:t xml:space="preserve">7-⁠465(a)—a policy which is echoed throughout Connecticut’s municipal-liability statutes. Section 7-⁠465(a) governs a municipality’s</w:t>
       </w:r>
       <w:r>
         <w:t xml:space="preserve"> </w:t>
@@ -5106,13 +5046,7 @@
         <w:t xml:space="preserve"> </w:t>
       </w:r>
       <w:r>
-        <w:t xml:space="preserve">7</w:t>
-      </w:r>
-      <w:r>
-        <w:noBreakHyphen/>
-      </w:r>
-      <w:r>
-        <w:t xml:space="preserve">101a, which requires municipalities to indemnify employees for liability arising out of</w:t>
+        <w:t xml:space="preserve">7-⁠101a, which requires municipalities to indemnify employees for liability arising out of</w:t>
       </w:r>
       <w:r>
         <w:t xml:space="preserve"> </w:t>
@@ -5201,13 +5135,7 @@
         <w:t xml:space="preserve"> </w:t>
       </w:r>
       <w:r>
-        <w:t xml:space="preserve">19a</w:t>
-      </w:r>
-      <w:r>
-        <w:noBreakHyphen/>
-      </w:r>
-      <w:r>
-        <w:t xml:space="preserve">181a (requiring state to indemnify</w:t>
+        <w:t xml:space="preserve">19a-⁠181a (requiring state to indemnify</w:t>
       </w:r>
       <w:r>
         <w:t xml:space="preserve"> </w:t>
@@ -5266,13 +5194,7 @@
         <w:t xml:space="preserve"> </w:t>
       </w:r>
       <w:r>
-        <w:t xml:space="preserve">conduct of their employees. But the trial court’s application of §§ 52-⁠557n(b)⁠(7) and (8) would effectively repeal §§ 7-⁠465(a) and 7</w:t>
-      </w:r>
-      <w:r>
-        <w:noBreakHyphen/>
-      </w:r>
-      <w:r>
-        <w:t xml:space="preserve">101a in the crucial context of building permitting an inspection—an area that could expose municipalities to potentially crippling liability. This would violate</w:t>
+        <w:t xml:space="preserve">conduct of their employees. But the trial court’s application of §§ 52-⁠557n(b)⁠(7) and (8) would effectively repeal §§ 7-⁠465(a) and 7-⁠101a in the crucial context of building permitting an inspection—an area that could expose municipalities to potentially crippling liability. This would violate</w:t>
       </w:r>
       <w:r>
         <w:t xml:space="preserve"> </w:t>
@@ -5658,13 +5580,7 @@
         <w:pStyle w:val="BodyText"/>
       </w:pPr>
       <w:r>
-        <w:t xml:space="preserve">The trial court’s ruling, if allowed to stand, would impose onerous requirements on municipal building departments that are virtually impossible to meet. By law, city officials are entitled to rely on the analyses provided to them by structural engineers. DA63</w:t>
-      </w:r>
-      <w:r>
-        <w:noBreakHyphen/>
-      </w:r>
-      <w:r>
-        <w:t xml:space="preserve">66. That is just what Danbury did here. It also inspected the construction site more than 100 times. If Danbury can nevertheless be held liable for recklessness under the facts of this case, then all municipalities will face a constant risk of potentially catastrophic liability any time a plaintiff can trace a construction defect back to the inspection or permitting process.</w:t>
+        <w:t xml:space="preserve">The trial court’s ruling, if allowed to stand, would impose onerous requirements on municipal building departments that are virtually impossible to meet. By law, city officials are entitled to rely on the analyses provided to them by structural engineers. DA63-⁠66. That is just what Danbury did here. It also inspected the construction site more than 100 times. If Danbury can nevertheless be held liable for recklessness under the facts of this case, then all municipalities will face a constant risk of potentially catastrophic liability any time a plaintiff can trace a construction defect back to the inspection or permitting process.</w:t>
       </w:r>
     </w:p>
     <w:p>
@@ -6330,13 +6246,7 @@
         <w:t xml:space="preserve"> </w:t>
       </w:r>
       <w:r>
-        <w:t xml:space="preserve">52</w:t>
-      </w:r>
-      <w:r>
-        <w:noBreakHyphen/>
-      </w:r>
-      <w:r>
-        <w:t xml:space="preserve">557n(b)⁠(7) and (8) both also impose liability for failure to act. It would be extraordinarily harsh to put municipalities on the hook for a single instance of an individual employee’s failure to act.</w:t>
+        <w:t xml:space="preserve">52-⁠557n(b)⁠(7) and (8) both also impose liability for failure to act. It would be extraordinarily harsh to put municipalities on the hook for a single instance of an individual employee’s failure to act.</w:t>
       </w:r>
     </w:p>
     <w:p>
@@ -6700,9 +6610,7 @@
               <w:t xml:space="preserve"> </w:t>
             </w:r>
             <w:r>
-              <w:t xml:space="preserve">498</w:t>
-              <w:noBreakHyphen/>
-              <w:t xml:space="preserve">4549</w:t>
+              <w:t xml:space="preserve">498-⁠4549</w:t>
             </w:r>
           </w:p>
           <w:p>
@@ -6885,9 +6793,7 @@
         <w:t xml:space="preserve"> </w:t>
       </w:r>
       <w:r>
-        <w:t xml:space="preserve">67</w:t>
-        <w:noBreakHyphen/>
-        <w:t xml:space="preserve">7A(b),</w:t>
+        <w:t xml:space="preserve">67-⁠7A(b),</w:t>
       </w:r>
       <w:r>
         <w:t xml:space="preserve"> </w:t>
@@ -6971,9 +6877,7 @@
         <w:t xml:space="preserve"> </w:t>
       </w:r>
       <w:r>
-        <w:t xml:space="preserve">60</w:t>
-        <w:noBreakHyphen/>
-        <w:t xml:space="preserve">4,</w:t>
+        <w:t xml:space="preserve">60-⁠4,</w:t>
       </w:r>
       <w:r>
         <w:t xml:space="preserve"> </w:t>
@@ -7590,9 +7494,7 @@
         <w:t xml:space="preserve"> </w:t>
       </w:r>
       <w:r>
-        <w:t xml:space="preserve">67</w:t>
-        <w:noBreakHyphen/>
-        <w:t xml:space="preserve">2A,</w:t>
+        <w:t xml:space="preserve">67-⁠2A,</w:t>
       </w:r>
       <w:r>
         <w:t xml:space="preserve"> </w:t>
@@ -7740,9 +7642,7 @@
         <w:t xml:space="preserve"> </w:t>
       </w:r>
       <w:r>
-        <w:t xml:space="preserve">62</w:t>
-        <w:noBreakHyphen/>
-        <w:t xml:space="preserve">7,</w:t>
+        <w:t xml:space="preserve">62-⁠7,</w:t>
       </w:r>
       <w:r>
         <w:t xml:space="preserve"> </w:t>
@@ -7820,9 +7720,7 @@
         <w:t xml:space="preserve"> </w:t>
       </w:r>
       <w:r>
-        <w:t xml:space="preserve">60</w:t>
-        <w:noBreakHyphen/>
-        <w:t xml:space="preserve">8,</w:t>
+        <w:t xml:space="preserve">60-⁠8,</w:t>
       </w:r>
       <w:r>
         <w:t xml:space="preserve"> </w:t>
@@ -8370,9 +8268,7 @@
         <w:t xml:space="preserve"> </w:t>
       </w:r>
       <w:r>
-        <w:t xml:space="preserve">79a</w:t>
-        <w:noBreakHyphen/>
-        <w:t xml:space="preserve">6;</w:t>
+        <w:t xml:space="preserve">79a-⁠6;</w:t>
       </w:r>
     </w:p>
     <w:p>
@@ -10118,7 +10014,7 @@
     <w:qFormat/>
     <w:pPr>
       <w:keepLines/>
-      <w:spacing w:before="0" w:after="140" w:line="414" w:lineRule="exact"/>
+      <w:spacing w:before="46" w:after="140" w:line="414" w:lineRule="exact"/>
     </w:pPr>
     <w:rPr>
       <w:sz w:val="24"/>
